--- a/Week2/week2_LogBook .docx
+++ b/Week2/week2_LogBook .docx
@@ -776,7 +776,7 @@
           <w:rFonts w:ascii="Times New Roman" w:eastAsia="Times New Roman" w:hAnsi="Times New Roman" w:cs="Times New Roman"/>
           <w:sz w:val="24"/>
           <w:szCs w:val="24"/>
-          <w:lang w:eastAsia="en-KE"/>
+          <w:lang w:val="en-US" w:eastAsia="en-KE"/>
         </w:rPr>
       </w:pPr>
       <w:r>
@@ -788,28 +788,23 @@
         </w:rPr>
         <w:t xml:space="preserve"> </w:t>
       </w:r>
-      <w:r>
-        <w:rPr>
-          <w:rFonts w:ascii="Times New Roman" w:eastAsia="Times New Roman" w:hAnsi="Times New Roman" w:cs="Times New Roman"/>
-          <w:sz w:val="24"/>
-          <w:szCs w:val="24"/>
-          <w:lang w:val="en-US" w:eastAsia="en-KE"/>
-        </w:rPr>
-        <w:t>https://github.com/isaacomosh/</w:t>
-      </w:r>
-      <w:r>
-        <w:rPr>
-          <w:rFonts w:ascii="Times New Roman" w:eastAsia="Times New Roman" w:hAnsi="Times New Roman" w:cs="Times New Roman"/>
-          <w:sz w:val="24"/>
-          <w:szCs w:val="24"/>
-          <w:lang w:val="en-US" w:eastAsia="en-KE"/>
-        </w:rPr>
-        <w:t>loginsystem</w:t>
-      </w:r>
+      <w:hyperlink r:id="rId8" w:history="1">
+        <w:r>
+          <w:rPr>
+            <w:rStyle w:val="Hyperlink"/>
+            <w:rFonts w:ascii="Times New Roman" w:eastAsia="Times New Roman" w:hAnsi="Times New Roman" w:cs="Times New Roman"/>
+            <w:sz w:val="24"/>
+            <w:szCs w:val="24"/>
+            <w:lang w:val="en-US" w:eastAsia="en-KE"/>
+          </w:rPr>
+          <w:t>https://github.com/isaacomosh/loginsystem</w:t>
+        </w:r>
+      </w:hyperlink>
     </w:p>
     <w:p>
       <w:pPr>
         <w:spacing w:before="100" w:beforeAutospacing="1" w:after="100" w:afterAutospacing="1" w:line="240" w:lineRule="auto"/>
+        <w:ind w:left="720"/>
         <w:rPr>
           <w:rFonts w:ascii="Times New Roman" w:eastAsia="Times New Roman" w:hAnsi="Times New Roman" w:cs="Times New Roman"/>
           <w:sz w:val="24"/>
@@ -873,9 +868,20 @@
         </w:rPr>
       </w:pPr>
     </w:p>
-    <w:bookmarkStart w:id="28" w:name="_Toc230640730" w:displacedByCustomXml="next"/>
+    <w:p>
+      <w:pPr>
+        <w:spacing w:before="100" w:beforeAutospacing="1" w:after="100" w:afterAutospacing="1" w:line="240" w:lineRule="auto"/>
+        <w:rPr>
+          <w:rFonts w:ascii="Times New Roman" w:eastAsia="Times New Roman" w:hAnsi="Times New Roman" w:cs="Times New Roman"/>
+          <w:sz w:val="24"/>
+          <w:szCs w:val="24"/>
+          <w:lang w:eastAsia="en-KE"/>
+        </w:rPr>
+      </w:pPr>
+    </w:p>
+    <w:bookmarkStart w:id="28" w:name="_Toc230640501" w:displacedByCustomXml="next"/>
     <w:bookmarkStart w:id="29" w:name="_Toc230640700" w:displacedByCustomXml="next"/>
-    <w:bookmarkStart w:id="30" w:name="_Toc230640501" w:displacedByCustomXml="next"/>
+    <w:bookmarkStart w:id="30" w:name="_Toc230640730" w:displacedByCustomXml="next"/>
     <w:sdt>
       <w:sdtPr>
         <w:rPr>
@@ -990,7 +996,7 @@
               <w:noProof/>
               <w:sz w:val="16"/>
               <w:szCs w:val="16"/>
-              <w:lang w:val="en-KE" w:eastAsia="en-KE"/>
+              <w:lang w:eastAsia="en-KE"/>
             </w:rPr>
           </w:pPr>
           <w:r>
@@ -1102,7 +1108,7 @@
               <w:noProof/>
               <w:sz w:val="16"/>
               <w:szCs w:val="16"/>
-              <w:lang w:val="en-KE" w:eastAsia="en-KE"/>
+              <w:lang w:eastAsia="en-KE"/>
             </w:rPr>
           </w:pPr>
           <w:hyperlink w:anchor="_Toc230874543" w:history="1">
@@ -1193,7 +1199,7 @@
               <w:noProof/>
               <w:sz w:val="16"/>
               <w:szCs w:val="16"/>
-              <w:lang w:val="en-KE" w:eastAsia="en-KE"/>
+              <w:lang w:eastAsia="en-KE"/>
             </w:rPr>
           </w:pPr>
           <w:hyperlink w:anchor="_Toc230874544" w:history="1">
@@ -1284,7 +1290,7 @@
               <w:noProof/>
               <w:sz w:val="16"/>
               <w:szCs w:val="16"/>
-              <w:lang w:val="en-KE" w:eastAsia="en-KE"/>
+              <w:lang w:eastAsia="en-KE"/>
             </w:rPr>
           </w:pPr>
           <w:hyperlink w:anchor="_Toc230874545" w:history="1">
@@ -1375,7 +1381,7 @@
               <w:noProof/>
               <w:sz w:val="16"/>
               <w:szCs w:val="16"/>
-              <w:lang w:val="en-KE" w:eastAsia="en-KE"/>
+              <w:lang w:eastAsia="en-KE"/>
             </w:rPr>
           </w:pPr>
           <w:hyperlink w:anchor="_Toc230874546" w:history="1">
@@ -1466,7 +1472,7 @@
               <w:noProof/>
               <w:sz w:val="16"/>
               <w:szCs w:val="16"/>
-              <w:lang w:val="en-KE" w:eastAsia="en-KE"/>
+              <w:lang w:eastAsia="en-KE"/>
             </w:rPr>
           </w:pPr>
           <w:hyperlink w:anchor="_Toc230874547" w:history="1">
@@ -1557,7 +1563,7 @@
               <w:noProof/>
               <w:sz w:val="16"/>
               <w:szCs w:val="16"/>
-              <w:lang w:val="en-KE" w:eastAsia="en-KE"/>
+              <w:lang w:eastAsia="en-KE"/>
             </w:rPr>
           </w:pPr>
           <w:hyperlink w:anchor="_Toc230874548" w:history="1">
@@ -1648,7 +1654,7 @@
               <w:noProof/>
               <w:sz w:val="16"/>
               <w:szCs w:val="16"/>
-              <w:lang w:val="en-KE" w:eastAsia="en-KE"/>
+              <w:lang w:eastAsia="en-KE"/>
             </w:rPr>
           </w:pPr>
           <w:hyperlink w:anchor="_Toc230874549" w:history="1">
@@ -1739,7 +1745,7 @@
               <w:noProof/>
               <w:sz w:val="16"/>
               <w:szCs w:val="16"/>
-              <w:lang w:val="en-KE" w:eastAsia="en-KE"/>
+              <w:lang w:eastAsia="en-KE"/>
             </w:rPr>
           </w:pPr>
           <w:hyperlink w:anchor="_Toc230874550" w:history="1">
@@ -2006,7 +2012,7 @@
               <w:noProof/>
               <w:sz w:val="16"/>
               <w:szCs w:val="16"/>
-              <w:lang w:val="en-KE" w:eastAsia="en-KE"/>
+              <w:lang w:eastAsia="en-KE"/>
             </w:rPr>
           </w:pPr>
           <w:hyperlink w:anchor="_Toc230874553" w:history="1">
@@ -2096,7 +2102,7 @@
               <w:noProof/>
               <w:sz w:val="16"/>
               <w:szCs w:val="16"/>
-              <w:lang w:val="en-KE" w:eastAsia="en-KE"/>
+              <w:lang w:eastAsia="en-KE"/>
             </w:rPr>
           </w:pPr>
           <w:hyperlink w:anchor="_Toc230874554" w:history="1">
@@ -2174,7 +2180,7 @@
               <w:noProof/>
               <w:sz w:val="16"/>
               <w:szCs w:val="16"/>
-              <w:lang w:val="en-KE" w:eastAsia="en-KE"/>
+              <w:lang w:eastAsia="en-KE"/>
             </w:rPr>
           </w:pPr>
           <w:hyperlink w:anchor="_Toc230874555" w:history="1">
@@ -2264,7 +2270,7 @@
               <w:noProof/>
               <w:sz w:val="16"/>
               <w:szCs w:val="16"/>
-              <w:lang w:val="en-KE" w:eastAsia="en-KE"/>
+              <w:lang w:eastAsia="en-KE"/>
             </w:rPr>
           </w:pPr>
           <w:hyperlink w:anchor="_Toc230874556" w:history="1">
@@ -2354,7 +2360,7 @@
               <w:noProof/>
               <w:sz w:val="16"/>
               <w:szCs w:val="16"/>
-              <w:lang w:val="en-KE" w:eastAsia="en-KE"/>
+              <w:lang w:eastAsia="en-KE"/>
             </w:rPr>
           </w:pPr>
           <w:hyperlink w:anchor="_Toc230874557" w:history="1">
@@ -2432,7 +2438,7 @@
               <w:noProof/>
               <w:sz w:val="16"/>
               <w:szCs w:val="16"/>
-              <w:lang w:val="en-KE" w:eastAsia="en-KE"/>
+              <w:lang w:eastAsia="en-KE"/>
             </w:rPr>
           </w:pPr>
           <w:hyperlink w:anchor="_Toc230874558" w:history="1">
@@ -2680,7 +2686,7 @@
               <w:noProof/>
               <w:sz w:val="16"/>
               <w:szCs w:val="16"/>
-              <w:lang w:val="en-KE" w:eastAsia="en-KE"/>
+              <w:lang w:eastAsia="en-KE"/>
             </w:rPr>
           </w:pPr>
           <w:hyperlink w:anchor="_Toc230874561" w:history="1">
@@ -2758,7 +2764,7 @@
               <w:noProof/>
               <w:sz w:val="16"/>
               <w:szCs w:val="16"/>
-              <w:lang w:val="en-KE" w:eastAsia="en-KE"/>
+              <w:lang w:eastAsia="en-KE"/>
             </w:rPr>
           </w:pPr>
           <w:hyperlink w:anchor="_Toc230874562" w:history="1">
@@ -2848,7 +2854,7 @@
               <w:noProof/>
               <w:sz w:val="16"/>
               <w:szCs w:val="16"/>
-              <w:lang w:val="en-KE" w:eastAsia="en-KE"/>
+              <w:lang w:eastAsia="en-KE"/>
             </w:rPr>
           </w:pPr>
           <w:hyperlink w:anchor="_Toc230874563" w:history="1">
@@ -2926,7 +2932,7 @@
               <w:noProof/>
               <w:sz w:val="16"/>
               <w:szCs w:val="16"/>
-              <w:lang w:val="en-KE" w:eastAsia="en-KE"/>
+              <w:lang w:eastAsia="en-KE"/>
             </w:rPr>
           </w:pPr>
           <w:hyperlink w:anchor="_Toc230874564" w:history="1">
@@ -3016,7 +3022,7 @@
               <w:noProof/>
               <w:sz w:val="16"/>
               <w:szCs w:val="16"/>
-              <w:lang w:val="en-KE" w:eastAsia="en-KE"/>
+              <w:lang w:eastAsia="en-KE"/>
             </w:rPr>
           </w:pPr>
           <w:hyperlink w:anchor="_Toc230874565" w:history="1">
@@ -3094,7 +3100,7 @@
               <w:noProof/>
               <w:sz w:val="16"/>
               <w:szCs w:val="16"/>
-              <w:lang w:val="en-KE" w:eastAsia="en-KE"/>
+              <w:lang w:eastAsia="en-KE"/>
             </w:rPr>
           </w:pPr>
           <w:hyperlink w:anchor="_Toc230874566" w:history="1">
@@ -3184,7 +3190,7 @@
               <w:noProof/>
               <w:sz w:val="16"/>
               <w:szCs w:val="16"/>
-              <w:lang w:val="en-KE" w:eastAsia="en-KE"/>
+              <w:lang w:eastAsia="en-KE"/>
             </w:rPr>
           </w:pPr>
           <w:hyperlink w:anchor="_Toc230874567" w:history="1">
@@ -3262,7 +3268,7 @@
               <w:noProof/>
               <w:sz w:val="16"/>
               <w:szCs w:val="16"/>
-              <w:lang w:val="en-KE" w:eastAsia="en-KE"/>
+              <w:lang w:eastAsia="en-KE"/>
             </w:rPr>
           </w:pPr>
           <w:hyperlink w:anchor="_Toc230874568" w:history="1">
@@ -3365,7 +3371,7 @@
               <w:noProof/>
               <w:sz w:val="16"/>
               <w:szCs w:val="16"/>
-              <w:lang w:val="en-KE" w:eastAsia="en-KE"/>
+              <w:lang w:eastAsia="en-KE"/>
             </w:rPr>
           </w:pPr>
           <w:hyperlink w:anchor="_Toc230874569" w:history="1">
@@ -3455,7 +3461,7 @@
               <w:noProof/>
               <w:sz w:val="16"/>
               <w:szCs w:val="16"/>
-              <w:lang w:val="en-KE" w:eastAsia="en-KE"/>
+              <w:lang w:eastAsia="en-KE"/>
             </w:rPr>
           </w:pPr>
           <w:hyperlink w:anchor="_Toc230874570" w:history="1">
@@ -3583,7 +3589,7 @@
               <w:noProof/>
               <w:sz w:val="16"/>
               <w:szCs w:val="16"/>
-              <w:lang w:val="en-KE" w:eastAsia="en-KE"/>
+              <w:lang w:eastAsia="en-KE"/>
             </w:rPr>
           </w:pPr>
           <w:hyperlink w:anchor="_Toc230874571" w:history="1">
@@ -3711,7 +3717,7 @@
               <w:noProof/>
               <w:sz w:val="16"/>
               <w:szCs w:val="16"/>
-              <w:lang w:val="en-KE" w:eastAsia="en-KE"/>
+              <w:lang w:eastAsia="en-KE"/>
             </w:rPr>
           </w:pPr>
           <w:hyperlink w:anchor="_Toc230874572" w:history="1">
@@ -3839,7 +3845,7 @@
               <w:noProof/>
               <w:sz w:val="16"/>
               <w:szCs w:val="16"/>
-              <w:lang w:val="en-KE" w:eastAsia="en-KE"/>
+              <w:lang w:eastAsia="en-KE"/>
             </w:rPr>
           </w:pPr>
           <w:hyperlink w:anchor="_Toc230874573" w:history="1">
@@ -4110,7 +4116,7 @@
                     </pic:cNvPicPr>
                   </pic:nvPicPr>
                   <pic:blipFill>
-                    <a:blip r:embed="rId8">
+                    <a:blip r:embed="rId9">
                       <a:extLst>
                         <a:ext uri="{28A0092B-C50C-407E-A947-70E740481C1C}">
                           <a14:useLocalDpi xmlns:a14="http://schemas.microsoft.com/office/drawing/2010/main" val="0"/>
@@ -4246,7 +4252,7 @@
                     </pic:cNvPicPr>
                   </pic:nvPicPr>
                   <pic:blipFill rotWithShape="1">
-                    <a:blip r:embed="rId9" cstate="print">
+                    <a:blip r:embed="rId10" cstate="print">
                       <a:extLst>
                         <a:ext uri="{28A0092B-C50C-407E-A947-70E740481C1C}">
                           <a14:useLocalDpi xmlns:a14="http://schemas.microsoft.com/office/drawing/2010/main" val="0"/>
@@ -4349,7 +4355,7 @@
                     </pic:cNvPicPr>
                   </pic:nvPicPr>
                   <pic:blipFill rotWithShape="1">
-                    <a:blip r:embed="rId10" cstate="print">
+                    <a:blip r:embed="rId11" cstate="print">
                       <a:extLst>
                         <a:ext uri="{28A0092B-C50C-407E-A947-70E740481C1C}">
                           <a14:useLocalDpi xmlns:a14="http://schemas.microsoft.com/office/drawing/2010/main" val="0"/>
@@ -4457,7 +4463,7 @@
                     </pic:cNvPicPr>
                   </pic:nvPicPr>
                   <pic:blipFill rotWithShape="1">
-                    <a:blip r:embed="rId11" cstate="print">
+                    <a:blip r:embed="rId12" cstate="print">
                       <a:extLst>
                         <a:ext uri="{28A0092B-C50C-407E-A947-70E740481C1C}">
                           <a14:useLocalDpi xmlns:a14="http://schemas.microsoft.com/office/drawing/2010/main" val="0"/>
@@ -4880,7 +4886,7 @@
                     <pic:cNvPicPr/>
                   </pic:nvPicPr>
                   <pic:blipFill rotWithShape="1">
-                    <a:blip r:embed="rId12">
+                    <a:blip r:embed="rId13">
                       <a:extLst>
                         <a:ext uri="{28A0092B-C50C-407E-A947-70E740481C1C}">
                           <a14:useLocalDpi xmlns:a14="http://schemas.microsoft.com/office/drawing/2010/main" val="0"/>
@@ -4997,7 +5003,7 @@
                     <pic:cNvPicPr/>
                   </pic:nvPicPr>
                   <pic:blipFill>
-                    <a:blip r:embed="rId13">
+                    <a:blip r:embed="rId14">
                       <a:extLst>
                         <a:ext uri="{28A0092B-C50C-407E-A947-70E740481C1C}">
                           <a14:useLocalDpi xmlns:a14="http://schemas.microsoft.com/office/drawing/2010/main" val="0"/>
@@ -5105,7 +5111,7 @@
                     <pic:cNvPicPr/>
                   </pic:nvPicPr>
                   <pic:blipFill>
-                    <a:blip r:embed="rId14" cstate="print">
+                    <a:blip r:embed="rId15" cstate="print">
                       <a:extLst>
                         <a:ext uri="{28A0092B-C50C-407E-A947-70E740481C1C}">
                           <a14:useLocalDpi xmlns:a14="http://schemas.microsoft.com/office/drawing/2010/main" val="0"/>
@@ -5226,7 +5232,7 @@
                     <pic:cNvPicPr/>
                   </pic:nvPicPr>
                   <pic:blipFill>
-                    <a:blip r:embed="rId15">
+                    <a:blip r:embed="rId16">
                       <a:extLst>
                         <a:ext uri="{28A0092B-C50C-407E-A947-70E740481C1C}">
                           <a14:useLocalDpi xmlns:a14="http://schemas.microsoft.com/office/drawing/2010/main" val="0"/>
@@ -5531,7 +5537,7 @@
                     <pic:cNvPicPr/>
                   </pic:nvPicPr>
                   <pic:blipFill>
-                    <a:blip r:embed="rId16" cstate="print">
+                    <a:blip r:embed="rId17" cstate="print">
                       <a:extLst>
                         <a:ext uri="{28A0092B-C50C-407E-A947-70E740481C1C}">
                           <a14:useLocalDpi xmlns:a14="http://schemas.microsoft.com/office/drawing/2010/main" val="0"/>
@@ -5687,7 +5693,7 @@
                     <pic:cNvPicPr/>
                   </pic:nvPicPr>
                   <pic:blipFill>
-                    <a:blip r:embed="rId17" cstate="print">
+                    <a:blip r:embed="rId18" cstate="print">
                       <a:extLst>
                         <a:ext uri="{28A0092B-C50C-407E-A947-70E740481C1C}">
                           <a14:useLocalDpi xmlns:a14="http://schemas.microsoft.com/office/drawing/2010/main" val="0"/>
@@ -5826,7 +5832,7 @@
                     <pic:cNvPicPr/>
                   </pic:nvPicPr>
                   <pic:blipFill>
-                    <a:blip r:embed="rId13">
+                    <a:blip r:embed="rId14">
                       <a:extLst>
                         <a:ext uri="{28A0092B-C50C-407E-A947-70E740481C1C}">
                           <a14:useLocalDpi xmlns:a14="http://schemas.microsoft.com/office/drawing/2010/main" val="0"/>
@@ -6035,16 +6041,7 @@
           <w:sz w:val="24"/>
           <w:szCs w:val="24"/>
         </w:rPr>
-        <w:t xml:space="preserve"> login. Fig 2 was </w:t>
-      </w:r>
-      <w:proofErr w:type="gramStart"/>
-      <w:r>
-        <w:rPr>
-          <w:rFonts w:ascii="Times New Roman" w:hAnsi="Times New Roman" w:cs="Times New Roman"/>
-          <w:sz w:val="24"/>
-          <w:szCs w:val="24"/>
-        </w:rPr>
-        <w:t xml:space="preserve">designed </w:t>
+        <w:t xml:space="preserve"> login. Fig 2 was designed </w:t>
       </w:r>
       <w:r>
         <w:rPr>
@@ -6053,9 +6050,16 @@
           <w:szCs w:val="24"/>
           <w:lang w:val="en-US"/>
         </w:rPr>
-        <w:t xml:space="preserve"> in</w:t>
-      </w:r>
-      <w:proofErr w:type="gramEnd"/>
+        <w:t xml:space="preserve"> in a manner to </w:t>
+      </w:r>
+      <w:r>
+        <w:rPr>
+          <w:rFonts w:ascii="Times New Roman" w:hAnsi="Times New Roman" w:cs="Times New Roman"/>
+          <w:sz w:val="24"/>
+          <w:szCs w:val="24"/>
+        </w:rPr>
+        <w:t xml:space="preserve">improve accessibility and reduce navigation time between modules. Fig 3 ensured the system is responsive and usable on mobile devices. Fig 4 used </w:t>
+      </w:r>
       <w:r>
         <w:rPr>
           <w:rFonts w:ascii="Times New Roman" w:hAnsi="Times New Roman" w:cs="Times New Roman"/>
@@ -6063,7 +6067,7 @@
           <w:szCs w:val="24"/>
           <w:lang w:val="en-US"/>
         </w:rPr>
-        <w:t xml:space="preserve"> a manner to </w:t>
+        <w:t xml:space="preserve">black and white colors </w:t>
       </w:r>
       <w:r>
         <w:rPr>
@@ -6071,28 +6075,11 @@
           <w:sz w:val="24"/>
           <w:szCs w:val="24"/>
         </w:rPr>
-        <w:t xml:space="preserve">improve accessibility and reduce navigation time between modules. Fig 3 ensured the system is responsive and usable on mobile devices. Fig 4 used </w:t>
-      </w:r>
-      <w:r>
-        <w:rPr>
-          <w:rFonts w:ascii="Times New Roman" w:hAnsi="Times New Roman" w:cs="Times New Roman"/>
-          <w:sz w:val="24"/>
-          <w:szCs w:val="24"/>
-          <w:lang w:val="en-US"/>
-        </w:rPr>
-        <w:t xml:space="preserve">black and white colors </w:t>
-      </w:r>
-      <w:r>
-        <w:rPr>
-          <w:rFonts w:ascii="Times New Roman" w:hAnsi="Times New Roman" w:cs="Times New Roman"/>
-          <w:sz w:val="24"/>
-          <w:szCs w:val="24"/>
-        </w:rPr>
         <w:t>and organized navigation flow to improve readability and usability.</w:t>
       </w:r>
     </w:p>
     <w:sectPr>
-      <w:footerReference w:type="default" r:id="rId18"/>
+      <w:footerReference w:type="default" r:id="rId19"/>
       <w:pgSz w:w="11906" w:h="16838"/>
       <w:pgMar w:top="1440" w:right="1440" w:bottom="1440" w:left="1440" w:header="708" w:footer="708" w:gutter="0"/>
       <w:cols w:space="708"/>
@@ -7804,6 +7791,18 @@
       <w:szCs w:val="21"/>
     </w:rPr>
   </w:style>
+  <w:style w:type="character" w:styleId="UnresolvedMention">
+    <w:name w:val="Unresolved Mention"/>
+    <w:basedOn w:val="DefaultParagraphFont"/>
+    <w:uiPriority w:val="99"/>
+    <w:semiHidden/>
+    <w:unhideWhenUsed/>
+    <w:rsid w:val="00BB58F7"/>
+    <w:rPr>
+      <w:color w:val="605E5C"/>
+      <w:shd w:val="clear" w:color="auto" w:fill="E1DFDD"/>
+    </w:rPr>
+  </w:style>
 </w:styles>
 </file>
 
